--- a/applications/envision-horizons-marketing-specialist/resume.docx
+++ b/applications/envision-horizons-marketing-specialist/resume.docx
@@ -117,7 +117,7 @@
           <w:color w:val="1A1A1A"/>
           <w:sz w:val="21"/>
         </w:rPr>
-        <w:t>Founder &amp; Strategic / Marketing Operations Lead</w:t>
+        <w:t>Marketing &amp; Content Specialist - Founder &amp; Strategic / Marketing Operations Lead</w:t>
       </w:r>
       <w:r>
         <w:rPr>
@@ -291,7 +291,7 @@
           <w:color w:val="1A1A1A"/>
           <w:sz w:val="21"/>
         </w:rPr>
-        <w:t>Account Executive / Client Strategist</w:t>
+        <w:t>Marketing &amp; Campaign Execution - Account Executive / Client Strategist</w:t>
       </w:r>
       <w:r>
         <w:rPr>
@@ -519,7 +519,7 @@
           <w:color w:val="1A1A1A"/>
           <w:sz w:val="21"/>
         </w:rPr>
-        <w:t>Account Executive / Sales Operations</w:t>
+        <w:t>Marketing &amp; Campaign Operations - Account Executive / Sales Operations</w:t>
       </w:r>
       <w:r>
         <w:rPr>
@@ -621,7 +621,7 @@
           <w:color w:val="1A1A1A"/>
           <w:sz w:val="21"/>
         </w:rPr>
-        <w:t>Account Manager, Onboarding Launch Specialist &amp; Team Lead</w:t>
+        <w:t>Digital Marketing &amp; Growth - Account Manager, Onboarding Launch Specialist &amp; Team Lead</w:t>
       </w:r>
       <w:r>
         <w:rPr>
